--- a/deliverables/BiblioFlow-CR-BF-01-consegna-2026-10-13/documenti/04 - Specifica dei casi di test post-modifica.docx
+++ b/deliverables/BiblioFlow-CR-BF-01-consegna-2026-10-13/documenti/04 - Specifica dei casi di test post-modifica.docx
@@ -96,7 +96,7 @@
         <w:rPr>
           <w:rStyle w:val="VerbatimChar"/>
         </w:rPr>
-        <w:t>066f198</w:t>
+        <w:t>20efb4b</w:t>
       </w:r>
     </w:p>
     <w:p>
@@ -166,7 +166,7 @@
             </w:rPr>
             <w:fldChar w:fldCharType="separate"/>
           </w:r>
-          <w:hyperlink w:anchor="__RefHeading___Toc13798_3672760668">
+          <w:hyperlink w:anchor="__RefHeading___Toc14002_4122350189">
             <w:r>
               <w:rPr>
                 <w:webHidden/>
@@ -187,7 +187,7 @@
             </w:tabs>
             <w:rPr/>
           </w:pPr>
-          <w:hyperlink w:anchor="__RefHeading___Toc13800_3672760668">
+          <w:hyperlink w:anchor="__RefHeading___Toc14004_4122350189">
             <w:r>
               <w:rPr>
                 <w:webHidden/>
@@ -208,7 +208,7 @@
             </w:tabs>
             <w:rPr/>
           </w:pPr>
-          <w:hyperlink w:anchor="__RefHeading___Toc13802_3672760668">
+          <w:hyperlink w:anchor="__RefHeading___Toc14006_4122350189">
             <w:r>
               <w:rPr>
                 <w:webHidden/>
@@ -229,7 +229,7 @@
             </w:tabs>
             <w:rPr/>
           </w:pPr>
-          <w:hyperlink w:anchor="__RefHeading___Toc13804_3672760668">
+          <w:hyperlink w:anchor="__RefHeading___Toc14008_4122350189">
             <w:r>
               <w:rPr>
                 <w:webHidden/>
@@ -250,7 +250,7 @@
             </w:tabs>
             <w:rPr/>
           </w:pPr>
-          <w:hyperlink w:anchor="__RefHeading___Toc13806_3672760668">
+          <w:hyperlink w:anchor="__RefHeading___Toc14010_4122350189">
             <w:r>
               <w:rPr>
                 <w:webHidden/>
@@ -271,7 +271,7 @@
             </w:tabs>
             <w:rPr/>
           </w:pPr>
-          <w:hyperlink w:anchor="__RefHeading___Toc13808_3672760668">
+          <w:hyperlink w:anchor="__RefHeading___Toc14012_4122350189">
             <w:r>
               <w:rPr>
                 <w:webHidden/>
@@ -292,7 +292,7 @@
             </w:tabs>
             <w:rPr/>
           </w:pPr>
-          <w:hyperlink w:anchor="__RefHeading___Toc13810_3672760668">
+          <w:hyperlink w:anchor="__RefHeading___Toc14014_4122350189">
             <w:r>
               <w:rPr>
                 <w:webHidden/>
@@ -313,7 +313,7 @@
             </w:tabs>
             <w:rPr/>
           </w:pPr>
-          <w:hyperlink w:anchor="__RefHeading___Toc13812_3672760668">
+          <w:hyperlink w:anchor="__RefHeading___Toc14016_4122350189">
             <w:r>
               <w:rPr>
                 <w:webHidden/>
@@ -334,7 +334,7 @@
             </w:tabs>
             <w:rPr/>
           </w:pPr>
-          <w:hyperlink w:anchor="__RefHeading___Toc13814_3672760668">
+          <w:hyperlink w:anchor="__RefHeading___Toc14018_4122350189">
             <w:r>
               <w:rPr>
                 <w:webHidden/>
@@ -355,7 +355,7 @@
             </w:tabs>
             <w:rPr/>
           </w:pPr>
-          <w:hyperlink w:anchor="__RefHeading___Toc13816_3672760668">
+          <w:hyperlink w:anchor="__RefHeading___Toc14020_4122350189">
             <w:r>
               <w:rPr>
                 <w:webHidden/>
@@ -376,7 +376,7 @@
             </w:tabs>
             <w:rPr/>
           </w:pPr>
-          <w:hyperlink w:anchor="__RefHeading___Toc13818_3672760668">
+          <w:hyperlink w:anchor="__RefHeading___Toc14022_4122350189">
             <w:r>
               <w:rPr>
                 <w:webHidden/>
@@ -397,13 +397,13 @@
             </w:tabs>
             <w:rPr/>
           </w:pPr>
-          <w:hyperlink w:anchor="__RefHeading___Toc13820_3672760668">
+          <w:hyperlink w:anchor="__RefHeading___Toc14024_4122350189">
             <w:r>
               <w:rPr>
                 <w:webHidden/>
                 <w:rStyle w:val="IndexLink"/>
               </w:rPr>
-              <w:t>Matrice criteri → famiglie di test</w:t>
+              <w:t>Casi AGGIUNTI — Correzione successiva, catalogo libri (5)</w:t>
               <w:tab/>
               <w:t>7</w:t>
             </w:r>
@@ -418,15 +418,36 @@
             </w:tabs>
             <w:rPr/>
           </w:pPr>
-          <w:hyperlink w:anchor="__RefHeading___Toc13822_3672760668">
+          <w:hyperlink w:anchor="__RefHeading___Toc14026_4122350189">
             <w:r>
               <w:rPr>
                 <w:webHidden/>
                 <w:rStyle w:val="IndexLink"/>
               </w:rPr>
+              <w:t>Matrice criteri → famiglie di test</w:t>
+              <w:tab/>
+              <w:t>7</w:t>
+            </w:r>
+          </w:hyperlink>
+        </w:p>
+        <w:p>
+          <w:pPr>
+            <w:pStyle w:val="TOC1"/>
+            <w:tabs>
+              <w:tab w:val="clear" w:pos="9412"/>
+              <w:tab w:val="right" w:pos="9411" w:leader="dot"/>
+            </w:tabs>
+            <w:rPr/>
+          </w:pPr>
+          <w:hyperlink w:anchor="__RefHeading___Toc14028_4122350189">
+            <w:r>
+              <w:rPr>
+                <w:webHidden/>
+                <w:rStyle w:val="IndexLink"/>
+              </w:rPr>
               <w:t>Comandi previsti per i report di esecuzione</w:t>
               <w:tab/>
-              <w:t>7</w:t>
+              <w:t>8</w:t>
             </w:r>
           </w:hyperlink>
           <w:r>
@@ -466,7 +487,7 @@
         <w:spacing w:before="0" w:after="120"/>
         <w:rPr/>
       </w:pPr>
-      <w:bookmarkStart w:id="0" w:name="__RefHeading___Toc13798_3672760668"/>
+      <w:bookmarkStart w:id="0" w:name="__RefHeading___Toc14002_4122350189"/>
       <w:bookmarkEnd w:id="0"/>
       <w:r>
         <w:rPr/>
@@ -1158,7 +1179,7 @@
         <w:pStyle w:val="Heading1"/>
         <w:rPr/>
       </w:pPr>
-      <w:bookmarkStart w:id="2" w:name="__RefHeading___Toc13800_3672760668"/>
+      <w:bookmarkStart w:id="2" w:name="__RefHeading___Toc14004_4122350189"/>
       <w:bookmarkEnd w:id="2"/>
       <w:r>
         <w:rPr/>
@@ -1294,7 +1315,7 @@
         <w:pStyle w:val="Heading1"/>
         <w:rPr/>
       </w:pPr>
-      <w:bookmarkStart w:id="3" w:name="__RefHeading___Toc13802_3672760668"/>
+      <w:bookmarkStart w:id="3" w:name="__RefHeading___Toc14006_4122350189"/>
       <w:bookmarkStart w:id="4" w:name="sintesi"/>
       <w:bookmarkEnd w:id="3"/>
       <w:r>
@@ -1870,7 +1891,7 @@
         <w:pStyle w:val="Heading1"/>
         <w:rPr/>
       </w:pPr>
-      <w:bookmarkStart w:id="5" w:name="__RefHeading___Toc13804_3672760668"/>
+      <w:bookmarkStart w:id="5" w:name="__RefHeading___Toc14008_4122350189"/>
       <w:bookmarkEnd w:id="5"/>
       <w:r>
         <w:rPr/>
@@ -5001,7 +5022,7 @@
         <w:pStyle w:val="Heading1"/>
         <w:rPr/>
       </w:pPr>
-      <w:bookmarkStart w:id="7" w:name="__RefHeading___Toc13806_3672760668"/>
+      <w:bookmarkStart w:id="7" w:name="__RefHeading___Toc14010_4122350189"/>
       <w:bookmarkEnd w:id="7"/>
       <w:r>
         <w:rPr/>
@@ -7464,7 +7485,7 @@
         <w:pStyle w:val="Heading1"/>
         <w:rPr/>
       </w:pPr>
-      <w:bookmarkStart w:id="8" w:name="__RefHeading___Toc13808_3672760668"/>
+      <w:bookmarkStart w:id="8" w:name="__RefHeading___Toc14012_4122350189"/>
       <w:bookmarkEnd w:id="8"/>
       <w:r>
         <w:rPr/>
@@ -7537,7 +7558,7 @@
         <w:pStyle w:val="Heading1"/>
         <w:rPr/>
       </w:pPr>
-      <w:bookmarkStart w:id="9" w:name="__RefHeading___Toc13810_3672760668"/>
+      <w:bookmarkStart w:id="9" w:name="__RefHeading___Toc14014_4122350189"/>
       <w:bookmarkEnd w:id="9"/>
       <w:r>
         <w:rPr/>
@@ -8497,7 +8518,7 @@
         <w:pStyle w:val="Heading1"/>
         <w:rPr/>
       </w:pPr>
-      <w:bookmarkStart w:id="11" w:name="__RefHeading___Toc13812_3672760668"/>
+      <w:bookmarkStart w:id="11" w:name="__RefHeading___Toc14016_4122350189"/>
       <w:bookmarkEnd w:id="11"/>
       <w:r>
         <w:rPr/>
@@ -8990,7 +9011,7 @@
         <w:pStyle w:val="Heading1"/>
         <w:rPr/>
       </w:pPr>
-      <w:bookmarkStart w:id="12" w:name="__RefHeading___Toc13814_3672760668"/>
+      <w:bookmarkStart w:id="12" w:name="__RefHeading___Toc14018_4122350189"/>
       <w:bookmarkEnd w:id="12"/>
       <w:r>
         <w:rPr/>
@@ -10471,7 +10492,7 @@
         <w:pStyle w:val="Heading1"/>
         <w:rPr/>
       </w:pPr>
-      <w:bookmarkStart w:id="14" w:name="__RefHeading___Toc13816_3672760668"/>
+      <w:bookmarkStart w:id="14" w:name="__RefHeading___Toc14020_4122350189"/>
       <w:bookmarkEnd w:id="14"/>
       <w:r>
         <w:rPr/>
@@ -12394,7 +12415,7 @@
         <w:pStyle w:val="Heading2"/>
         <w:rPr/>
       </w:pPr>
-      <w:bookmarkStart w:id="15" w:name="__RefHeading___Toc13818_3672760668"/>
+      <w:bookmarkStart w:id="15" w:name="__RefHeading___Toc14022_4122350189"/>
       <w:bookmarkEnd w:id="15"/>
       <w:r>
         <w:rPr/>
@@ -12462,8 +12483,739 @@
         <w:pStyle w:val="Heading1"/>
         <w:rPr/>
       </w:pPr>
-      <w:bookmarkStart w:id="16" w:name="__RefHeading___Toc13820_3672760668"/>
+      <w:bookmarkStart w:id="16" w:name="__RefHeading___Toc14024_4122350189"/>
+      <w:bookmarkStart w:id="17" w:name="Xeba11ed82a15dd034f07cf24cd416381bf2894d"/>
       <w:bookmarkEnd w:id="16"/>
+      <w:r>
+        <w:rPr/>
+        <w:t>Casi AGGIUNTI — Correzione successiva, catalogo libri (5)</w:t>
+      </w:r>
+    </w:p>
+    <w:p>
+      <w:pPr>
+        <w:pStyle w:val="FirstParagraph"/>
+        <w:rPr/>
+      </w:pPr>
+      <w:r>
+        <w:rPr/>
+        <w:t xml:space="preserve">Aggiunti dalla PR #85 dopo la verifica dal vivo (difetto preesistente, non legato alla CR-BF-01). File: </w:t>
+      </w:r>
+      <w:r>
+        <w:rPr>
+          <w:rStyle w:val="VerbatimChar"/>
+        </w:rPr>
+        <w:t>tests/unit/catalogo-libri-campi.test.ts</w:t>
+      </w:r>
+      <w:r>
+        <w:rPr/>
+        <w:t>.</w:t>
+      </w:r>
+    </w:p>
+    <w:tbl>
+      <w:tblPr>
+        <w:tblStyle w:val="Table"/>
+        <w:tblW w:w="5000" w:type="pct"/>
+        <w:jc w:val="left"/>
+        <w:tblInd w:w="113" w:type="dxa"/>
+        <w:tblLayout w:type="fixed"/>
+        <w:tblCellMar>
+          <w:top w:w="0" w:type="dxa"/>
+          <w:left w:w="108" w:type="dxa"/>
+          <w:bottom w:w="0" w:type="dxa"/>
+          <w:right w:w="108" w:type="dxa"/>
+        </w:tblCellMar>
+        <w:tblLook w:val="0020" w:noHBand="0" w:noVBand="0" w:firstColumn="0" w:lastRow="0" w:lastColumn="0" w:firstRow="1"/>
+      </w:tblPr>
+      <w:tblGrid>
+        <w:gridCol w:w="3137"/>
+        <w:gridCol w:w="3137"/>
+        <w:gridCol w:w="3138"/>
+      </w:tblGrid>
+      <w:tr>
+        <w:trPr>
+          <w:tblHeader w:val="true"/>
+        </w:trPr>
+        <w:tc>
+          <w:tcPr>
+            <w:tcW w:w="3137" w:type="dxa"/>
+            <w:tcBorders>
+              <w:top w:val="single" w:sz="4" w:space="0" w:color="B8C2D0"/>
+              <w:left w:val="single" w:sz="4" w:space="0" w:color="B8C2D0"/>
+              <w:bottom w:val="single" w:sz="6" w:space="0" w:color="000000"/>
+              <w:right w:val="single" w:sz="4" w:space="0" w:color="B8C2D0"/>
+            </w:tcBorders>
+            <w:shd w:color="auto" w:fill="E3E9F2" w:val="clear"/>
+            <w:vAlign w:val="bottom"/>
+          </w:tcPr>
+          <w:p>
+            <w:pPr>
+              <w:pStyle w:val="Compact"/>
+              <w:widowControl/>
+              <w:spacing w:before="20" w:after="20"/>
+              <w:jc w:val="left"/>
+              <w:rPr>
+                <w:kern w:val="0"/>
+                <w:szCs w:val="24"/>
+                <w:lang w:val="it-IT" w:eastAsia="en-US" w:bidi="ar-SA"/>
+              </w:rPr>
+            </w:pPr>
+            <w:r>
+              <w:rPr>
+                <w:b/>
+                <w:kern w:val="0"/>
+                <w:sz w:val="17"/>
+                <w:szCs w:val="24"/>
+                <w:lang w:val="it-IT" w:eastAsia="en-US" w:bidi="ar-SA"/>
+              </w:rPr>
+              <w:t>ID</w:t>
+            </w:r>
+          </w:p>
+        </w:tc>
+        <w:tc>
+          <w:tcPr>
+            <w:tcW w:w="3137" w:type="dxa"/>
+            <w:tcBorders>
+              <w:top w:val="single" w:sz="4" w:space="0" w:color="B8C2D0"/>
+              <w:left w:val="single" w:sz="4" w:space="0" w:color="B8C2D0"/>
+              <w:bottom w:val="single" w:sz="6" w:space="0" w:color="000000"/>
+              <w:right w:val="single" w:sz="4" w:space="0" w:color="B8C2D0"/>
+            </w:tcBorders>
+            <w:shd w:color="auto" w:fill="E3E9F2" w:val="clear"/>
+            <w:vAlign w:val="bottom"/>
+          </w:tcPr>
+          <w:p>
+            <w:pPr>
+              <w:pStyle w:val="Compact"/>
+              <w:widowControl/>
+              <w:spacing w:before="20" w:after="20"/>
+              <w:jc w:val="left"/>
+              <w:rPr>
+                <w:kern w:val="0"/>
+                <w:szCs w:val="24"/>
+                <w:lang w:val="it-IT" w:eastAsia="en-US" w:bidi="ar-SA"/>
+              </w:rPr>
+            </w:pPr>
+            <w:r>
+              <w:rPr>
+                <w:b/>
+                <w:kern w:val="0"/>
+                <w:sz w:val="17"/>
+                <w:szCs w:val="24"/>
+                <w:lang w:val="it-IT" w:eastAsia="en-US" w:bidi="ar-SA"/>
+              </w:rPr>
+              <w:t>Caso</w:t>
+            </w:r>
+          </w:p>
+        </w:tc>
+        <w:tc>
+          <w:tcPr>
+            <w:tcW w:w="3138" w:type="dxa"/>
+            <w:tcBorders>
+              <w:top w:val="single" w:sz="4" w:space="0" w:color="B8C2D0"/>
+              <w:left w:val="single" w:sz="4" w:space="0" w:color="B8C2D0"/>
+              <w:bottom w:val="single" w:sz="6" w:space="0" w:color="000000"/>
+              <w:right w:val="single" w:sz="4" w:space="0" w:color="B8C2D0"/>
+            </w:tcBorders>
+            <w:shd w:color="auto" w:fill="E3E9F2" w:val="clear"/>
+            <w:vAlign w:val="bottom"/>
+          </w:tcPr>
+          <w:p>
+            <w:pPr>
+              <w:pStyle w:val="Compact"/>
+              <w:widowControl/>
+              <w:spacing w:before="20" w:after="20"/>
+              <w:jc w:val="left"/>
+              <w:rPr>
+                <w:kern w:val="0"/>
+                <w:szCs w:val="24"/>
+                <w:lang w:val="it-IT" w:eastAsia="en-US" w:bidi="ar-SA"/>
+              </w:rPr>
+            </w:pPr>
+            <w:r>
+              <w:rPr>
+                <w:b/>
+                <w:kern w:val="0"/>
+                <w:sz w:val="17"/>
+                <w:szCs w:val="24"/>
+                <w:lang w:val="it-IT" w:eastAsia="en-US" w:bidi="ar-SA"/>
+              </w:rPr>
+              <w:t>Esito atteso</w:t>
+            </w:r>
+          </w:p>
+        </w:tc>
+      </w:tr>
+      <w:tr>
+        <w:trPr/>
+        <w:tc>
+          <w:tcPr>
+            <w:tcW w:w="3137" w:type="dxa"/>
+            <w:tcBorders>
+              <w:top w:val="single" w:sz="4" w:space="0" w:color="B8C2D0"/>
+              <w:left w:val="single" w:sz="4" w:space="0" w:color="B8C2D0"/>
+              <w:bottom w:val="single" w:sz="4" w:space="0" w:color="B8C2D0"/>
+              <w:right w:val="single" w:sz="4" w:space="0" w:color="B8C2D0"/>
+            </w:tcBorders>
+          </w:tcPr>
+          <w:p>
+            <w:pPr>
+              <w:pStyle w:val="Compact"/>
+              <w:widowControl/>
+              <w:spacing w:before="20" w:after="20"/>
+              <w:jc w:val="left"/>
+              <w:rPr>
+                <w:kern w:val="0"/>
+                <w:szCs w:val="24"/>
+                <w:lang w:val="it-IT" w:eastAsia="en-US" w:bidi="ar-SA"/>
+              </w:rPr>
+            </w:pPr>
+            <w:r>
+              <w:rPr>
+                <w:kern w:val="0"/>
+                <w:sz w:val="17"/>
+                <w:szCs w:val="24"/>
+                <w:lang w:val="it-IT" w:eastAsia="en-US" w:bidi="ar-SA"/>
+              </w:rPr>
+              <w:t>CAT-001</w:t>
+            </w:r>
+          </w:p>
+        </w:tc>
+        <w:tc>
+          <w:tcPr>
+            <w:tcW w:w="3137" w:type="dxa"/>
+            <w:tcBorders>
+              <w:top w:val="single" w:sz="4" w:space="0" w:color="B8C2D0"/>
+              <w:left w:val="single" w:sz="4" w:space="0" w:color="B8C2D0"/>
+              <w:bottom w:val="single" w:sz="4" w:space="0" w:color="B8C2D0"/>
+              <w:right w:val="single" w:sz="4" w:space="0" w:color="B8C2D0"/>
+            </w:tcBorders>
+          </w:tcPr>
+          <w:p>
+            <w:pPr>
+              <w:pStyle w:val="Compact"/>
+              <w:widowControl/>
+              <w:spacing w:before="20" w:after="20"/>
+              <w:jc w:val="left"/>
+              <w:rPr>
+                <w:kern w:val="0"/>
+                <w:szCs w:val="24"/>
+                <w:lang w:val="it-IT" w:eastAsia="en-US" w:bidi="ar-SA"/>
+              </w:rPr>
+            </w:pPr>
+            <w:r>
+              <w:rPr>
+                <w:kern w:val="0"/>
+                <w:sz w:val="17"/>
+                <w:szCs w:val="24"/>
+                <w:lang w:val="it-IT" w:eastAsia="en-US" w:bidi="ar-SA"/>
+              </w:rPr>
+              <w:t>Libro con copie libere</w:t>
+            </w:r>
+          </w:p>
+        </w:tc>
+        <w:tc>
+          <w:tcPr>
+            <w:tcW w:w="3138" w:type="dxa"/>
+            <w:tcBorders>
+              <w:top w:val="single" w:sz="4" w:space="0" w:color="B8C2D0"/>
+              <w:left w:val="single" w:sz="4" w:space="0" w:color="B8C2D0"/>
+              <w:bottom w:val="single" w:sz="4" w:space="0" w:color="B8C2D0"/>
+              <w:right w:val="single" w:sz="4" w:space="0" w:color="B8C2D0"/>
+            </w:tcBorders>
+          </w:tcPr>
+          <w:p>
+            <w:pPr>
+              <w:pStyle w:val="Compact"/>
+              <w:widowControl/>
+              <w:spacing w:before="20" w:after="20"/>
+              <w:jc w:val="left"/>
+              <w:rPr>
+                <w:kern w:val="0"/>
+                <w:szCs w:val="24"/>
+                <w:lang w:val="it-IT" w:eastAsia="en-US" w:bidi="ar-SA"/>
+              </w:rPr>
+            </w:pPr>
+            <w:r>
+              <w:rPr>
+                <w:rStyle w:val="VerbatimChar"/>
+                <w:kern w:val="0"/>
+                <w:sz w:val="17"/>
+                <w:szCs w:val="24"/>
+                <w:lang w:val="it-IT" w:eastAsia="en-US" w:bidi="ar-SA"/>
+              </w:rPr>
+              <w:t>disponibile = true</w:t>
+            </w:r>
+          </w:p>
+        </w:tc>
+      </w:tr>
+      <w:tr>
+        <w:trPr/>
+        <w:tc>
+          <w:tcPr>
+            <w:tcW w:w="3137" w:type="dxa"/>
+            <w:tcBorders>
+              <w:top w:val="single" w:sz="4" w:space="0" w:color="B8C2D0"/>
+              <w:left w:val="single" w:sz="4" w:space="0" w:color="B8C2D0"/>
+              <w:bottom w:val="single" w:sz="4" w:space="0" w:color="B8C2D0"/>
+              <w:right w:val="single" w:sz="4" w:space="0" w:color="B8C2D0"/>
+            </w:tcBorders>
+          </w:tcPr>
+          <w:p>
+            <w:pPr>
+              <w:pStyle w:val="Compact"/>
+              <w:widowControl/>
+              <w:spacing w:before="20" w:after="20"/>
+              <w:jc w:val="left"/>
+              <w:rPr>
+                <w:kern w:val="0"/>
+                <w:szCs w:val="24"/>
+                <w:lang w:val="it-IT" w:eastAsia="en-US" w:bidi="ar-SA"/>
+              </w:rPr>
+            </w:pPr>
+            <w:r>
+              <w:rPr>
+                <w:kern w:val="0"/>
+                <w:sz w:val="17"/>
+                <w:szCs w:val="24"/>
+                <w:lang w:val="it-IT" w:eastAsia="en-US" w:bidi="ar-SA"/>
+              </w:rPr>
+              <w:t>CAT-002</w:t>
+            </w:r>
+          </w:p>
+        </w:tc>
+        <w:tc>
+          <w:tcPr>
+            <w:tcW w:w="3137" w:type="dxa"/>
+            <w:tcBorders>
+              <w:top w:val="single" w:sz="4" w:space="0" w:color="B8C2D0"/>
+              <w:left w:val="single" w:sz="4" w:space="0" w:color="B8C2D0"/>
+              <w:bottom w:val="single" w:sz="4" w:space="0" w:color="B8C2D0"/>
+              <w:right w:val="single" w:sz="4" w:space="0" w:color="B8C2D0"/>
+            </w:tcBorders>
+          </w:tcPr>
+          <w:p>
+            <w:pPr>
+              <w:pStyle w:val="Compact"/>
+              <w:widowControl/>
+              <w:spacing w:before="20" w:after="20"/>
+              <w:jc w:val="left"/>
+              <w:rPr>
+                <w:kern w:val="0"/>
+                <w:szCs w:val="24"/>
+                <w:lang w:val="it-IT" w:eastAsia="en-US" w:bidi="ar-SA"/>
+              </w:rPr>
+            </w:pPr>
+            <w:r>
+              <w:rPr>
+                <w:kern w:val="0"/>
+                <w:sz w:val="17"/>
+                <w:szCs w:val="24"/>
+                <w:lang w:val="it-IT" w:eastAsia="en-US" w:bidi="ar-SA"/>
+              </w:rPr>
+              <w:t>Libro senza copie libere</w:t>
+            </w:r>
+          </w:p>
+        </w:tc>
+        <w:tc>
+          <w:tcPr>
+            <w:tcW w:w="3138" w:type="dxa"/>
+            <w:tcBorders>
+              <w:top w:val="single" w:sz="4" w:space="0" w:color="B8C2D0"/>
+              <w:left w:val="single" w:sz="4" w:space="0" w:color="B8C2D0"/>
+              <w:bottom w:val="single" w:sz="4" w:space="0" w:color="B8C2D0"/>
+              <w:right w:val="single" w:sz="4" w:space="0" w:color="B8C2D0"/>
+            </w:tcBorders>
+          </w:tcPr>
+          <w:p>
+            <w:pPr>
+              <w:pStyle w:val="Compact"/>
+              <w:widowControl/>
+              <w:spacing w:before="20" w:after="20"/>
+              <w:jc w:val="left"/>
+              <w:rPr>
+                <w:kern w:val="0"/>
+                <w:szCs w:val="24"/>
+                <w:lang w:val="it-IT" w:eastAsia="en-US" w:bidi="ar-SA"/>
+              </w:rPr>
+            </w:pPr>
+            <w:r>
+              <w:rPr>
+                <w:rStyle w:val="VerbatimChar"/>
+                <w:kern w:val="0"/>
+                <w:sz w:val="17"/>
+                <w:szCs w:val="24"/>
+                <w:lang w:val="it-IT" w:eastAsia="en-US" w:bidi="ar-SA"/>
+              </w:rPr>
+              <w:t>disponibile = false</w:t>
+            </w:r>
+          </w:p>
+        </w:tc>
+      </w:tr>
+      <w:tr>
+        <w:trPr/>
+        <w:tc>
+          <w:tcPr>
+            <w:tcW w:w="3137" w:type="dxa"/>
+            <w:tcBorders>
+              <w:top w:val="single" w:sz="4" w:space="0" w:color="B8C2D0"/>
+              <w:left w:val="single" w:sz="4" w:space="0" w:color="B8C2D0"/>
+              <w:bottom w:val="single" w:sz="4" w:space="0" w:color="B8C2D0"/>
+              <w:right w:val="single" w:sz="4" w:space="0" w:color="B8C2D0"/>
+            </w:tcBorders>
+          </w:tcPr>
+          <w:p>
+            <w:pPr>
+              <w:pStyle w:val="Compact"/>
+              <w:widowControl/>
+              <w:spacing w:before="20" w:after="20"/>
+              <w:jc w:val="left"/>
+              <w:rPr>
+                <w:kern w:val="0"/>
+                <w:szCs w:val="24"/>
+                <w:lang w:val="it-IT" w:eastAsia="en-US" w:bidi="ar-SA"/>
+              </w:rPr>
+            </w:pPr>
+            <w:r>
+              <w:rPr>
+                <w:kern w:val="0"/>
+                <w:sz w:val="17"/>
+                <w:szCs w:val="24"/>
+                <w:lang w:val="it-IT" w:eastAsia="en-US" w:bidi="ar-SA"/>
+              </w:rPr>
+              <w:t>CAT-003</w:t>
+            </w:r>
+          </w:p>
+        </w:tc>
+        <w:tc>
+          <w:tcPr>
+            <w:tcW w:w="3137" w:type="dxa"/>
+            <w:tcBorders>
+              <w:top w:val="single" w:sz="4" w:space="0" w:color="B8C2D0"/>
+              <w:left w:val="single" w:sz="4" w:space="0" w:color="B8C2D0"/>
+              <w:bottom w:val="single" w:sz="4" w:space="0" w:color="B8C2D0"/>
+              <w:right w:val="single" w:sz="4" w:space="0" w:color="B8C2D0"/>
+            </w:tcBorders>
+          </w:tcPr>
+          <w:p>
+            <w:pPr>
+              <w:pStyle w:val="Compact"/>
+              <w:widowControl/>
+              <w:spacing w:before="20" w:after="20"/>
+              <w:jc w:val="left"/>
+              <w:rPr>
+                <w:kern w:val="0"/>
+                <w:szCs w:val="24"/>
+                <w:lang w:val="it-IT" w:eastAsia="en-US" w:bidi="ar-SA"/>
+              </w:rPr>
+            </w:pPr>
+            <w:r>
+              <w:rPr>
+                <w:kern w:val="0"/>
+                <w:sz w:val="17"/>
+                <w:szCs w:val="24"/>
+                <w:lang w:val="it-IT" w:eastAsia="en-US" w:bidi="ar-SA"/>
+              </w:rPr>
+              <w:t>Campi esposti</w:t>
+            </w:r>
+          </w:p>
+        </w:tc>
+        <w:tc>
+          <w:tcPr>
+            <w:tcW w:w="3138" w:type="dxa"/>
+            <w:tcBorders>
+              <w:top w:val="single" w:sz="4" w:space="0" w:color="B8C2D0"/>
+              <w:left w:val="single" w:sz="4" w:space="0" w:color="B8C2D0"/>
+              <w:bottom w:val="single" w:sz="4" w:space="0" w:color="B8C2D0"/>
+              <w:right w:val="single" w:sz="4" w:space="0" w:color="B8C2D0"/>
+            </w:tcBorders>
+          </w:tcPr>
+          <w:p>
+            <w:pPr>
+              <w:pStyle w:val="Compact"/>
+              <w:widowControl/>
+              <w:spacing w:before="20" w:after="20"/>
+              <w:jc w:val="left"/>
+              <w:rPr>
+                <w:kern w:val="0"/>
+                <w:szCs w:val="24"/>
+                <w:lang w:val="it-IT" w:eastAsia="en-US" w:bidi="ar-SA"/>
+              </w:rPr>
+            </w:pPr>
+            <w:r>
+              <w:rPr>
+                <w:rStyle w:val="VerbatimChar"/>
+                <w:kern w:val="0"/>
+                <w:sz w:val="17"/>
+                <w:szCs w:val="24"/>
+                <w:lang w:val="it-IT" w:eastAsia="en-US" w:bidi="ar-SA"/>
+              </w:rPr>
+              <w:t>annoPubblicazione</w:t>
+            </w:r>
+            <w:r>
+              <w:rPr>
+                <w:kern w:val="0"/>
+                <w:sz w:val="17"/>
+                <w:szCs w:val="24"/>
+                <w:lang w:val="it-IT" w:eastAsia="en-US" w:bidi="ar-SA"/>
+              </w:rPr>
+              <w:t xml:space="preserve"> e </w:t>
+            </w:r>
+            <w:r>
+              <w:rPr>
+                <w:rStyle w:val="VerbatimChar"/>
+                <w:kern w:val="0"/>
+                <w:sz w:val="17"/>
+                <w:szCs w:val="24"/>
+                <w:lang w:val="it-IT" w:eastAsia="en-US" w:bidi="ar-SA"/>
+              </w:rPr>
+              <w:t>posizione</w:t>
+            </w:r>
+            <w:r>
+              <w:rPr>
+                <w:kern w:val="0"/>
+                <w:sz w:val="17"/>
+                <w:szCs w:val="24"/>
+                <w:lang w:val="it-IT" w:eastAsia="en-US" w:bidi="ar-SA"/>
+              </w:rPr>
+              <w:t xml:space="preserve"> (“Piano 2 - Scaffale B3”) presenti, campi originali conservati</w:t>
+            </w:r>
+          </w:p>
+        </w:tc>
+      </w:tr>
+      <w:tr>
+        <w:trPr/>
+        <w:tc>
+          <w:tcPr>
+            <w:tcW w:w="3137" w:type="dxa"/>
+            <w:tcBorders>
+              <w:top w:val="single" w:sz="4" w:space="0" w:color="B8C2D0"/>
+              <w:left w:val="single" w:sz="4" w:space="0" w:color="B8C2D0"/>
+              <w:bottom w:val="single" w:sz="4" w:space="0" w:color="B8C2D0"/>
+              <w:right w:val="single" w:sz="4" w:space="0" w:color="B8C2D0"/>
+            </w:tcBorders>
+          </w:tcPr>
+          <w:p>
+            <w:pPr>
+              <w:pStyle w:val="Compact"/>
+              <w:widowControl/>
+              <w:spacing w:before="20" w:after="20"/>
+              <w:jc w:val="left"/>
+              <w:rPr>
+                <w:kern w:val="0"/>
+                <w:szCs w:val="24"/>
+                <w:lang w:val="it-IT" w:eastAsia="en-US" w:bidi="ar-SA"/>
+              </w:rPr>
+            </w:pPr>
+            <w:r>
+              <w:rPr>
+                <w:kern w:val="0"/>
+                <w:sz w:val="17"/>
+                <w:szCs w:val="24"/>
+                <w:lang w:val="it-IT" w:eastAsia="en-US" w:bidi="ar-SA"/>
+              </w:rPr>
+              <w:t>CAT-004</w:t>
+            </w:r>
+          </w:p>
+        </w:tc>
+        <w:tc>
+          <w:tcPr>
+            <w:tcW w:w="3137" w:type="dxa"/>
+            <w:tcBorders>
+              <w:top w:val="single" w:sz="4" w:space="0" w:color="B8C2D0"/>
+              <w:left w:val="single" w:sz="4" w:space="0" w:color="B8C2D0"/>
+              <w:bottom w:val="single" w:sz="4" w:space="0" w:color="B8C2D0"/>
+              <w:right w:val="single" w:sz="4" w:space="0" w:color="B8C2D0"/>
+            </w:tcBorders>
+          </w:tcPr>
+          <w:p>
+            <w:pPr>
+              <w:pStyle w:val="Compact"/>
+              <w:widowControl/>
+              <w:spacing w:before="20" w:after="20"/>
+              <w:jc w:val="left"/>
+              <w:rPr>
+                <w:kern w:val="0"/>
+                <w:szCs w:val="24"/>
+                <w:lang w:val="it-IT" w:eastAsia="en-US" w:bidi="ar-SA"/>
+              </w:rPr>
+            </w:pPr>
+            <w:r>
+              <w:rPr>
+                <w:kern w:val="0"/>
+                <w:sz w:val="17"/>
+                <w:szCs w:val="24"/>
+                <w:lang w:val="it-IT" w:eastAsia="en-US" w:bidi="ar-SA"/>
+              </w:rPr>
+              <w:t>Scaffale e piano assenti</w:t>
+            </w:r>
+          </w:p>
+        </w:tc>
+        <w:tc>
+          <w:tcPr>
+            <w:tcW w:w="3138" w:type="dxa"/>
+            <w:tcBorders>
+              <w:top w:val="single" w:sz="4" w:space="0" w:color="B8C2D0"/>
+              <w:left w:val="single" w:sz="4" w:space="0" w:color="B8C2D0"/>
+              <w:bottom w:val="single" w:sz="4" w:space="0" w:color="B8C2D0"/>
+              <w:right w:val="single" w:sz="4" w:space="0" w:color="B8C2D0"/>
+            </w:tcBorders>
+          </w:tcPr>
+          <w:p>
+            <w:pPr>
+              <w:pStyle w:val="Compact"/>
+              <w:widowControl/>
+              <w:spacing w:before="20" w:after="20"/>
+              <w:jc w:val="left"/>
+              <w:rPr>
+                <w:kern w:val="0"/>
+                <w:szCs w:val="24"/>
+                <w:lang w:val="it-IT" w:eastAsia="en-US" w:bidi="ar-SA"/>
+              </w:rPr>
+            </w:pPr>
+            <w:r>
+              <w:rPr>
+                <w:rStyle w:val="VerbatimChar"/>
+                <w:kern w:val="0"/>
+                <w:sz w:val="17"/>
+                <w:szCs w:val="24"/>
+                <w:lang w:val="it-IT" w:eastAsia="en-US" w:bidi="ar-SA"/>
+              </w:rPr>
+              <w:t>posizione = null</w:t>
+            </w:r>
+          </w:p>
+        </w:tc>
+      </w:tr>
+      <w:tr>
+        <w:trPr/>
+        <w:tc>
+          <w:tcPr>
+            <w:tcW w:w="3137" w:type="dxa"/>
+            <w:tcBorders>
+              <w:top w:val="single" w:sz="4" w:space="0" w:color="B8C2D0"/>
+              <w:left w:val="single" w:sz="4" w:space="0" w:color="B8C2D0"/>
+              <w:bottom w:val="single" w:sz="4" w:space="0" w:color="B8C2D0"/>
+              <w:right w:val="single" w:sz="4" w:space="0" w:color="B8C2D0"/>
+            </w:tcBorders>
+          </w:tcPr>
+          <w:p>
+            <w:pPr>
+              <w:pStyle w:val="Compact"/>
+              <w:widowControl/>
+              <w:spacing w:before="20" w:after="20"/>
+              <w:jc w:val="left"/>
+              <w:rPr>
+                <w:kern w:val="0"/>
+                <w:szCs w:val="24"/>
+                <w:lang w:val="it-IT" w:eastAsia="en-US" w:bidi="ar-SA"/>
+              </w:rPr>
+            </w:pPr>
+            <w:r>
+              <w:rPr>
+                <w:kern w:val="0"/>
+                <w:sz w:val="17"/>
+                <w:szCs w:val="24"/>
+                <w:lang w:val="it-IT" w:eastAsia="en-US" w:bidi="ar-SA"/>
+              </w:rPr>
+              <w:t>CAT-005</w:t>
+            </w:r>
+          </w:p>
+        </w:tc>
+        <w:tc>
+          <w:tcPr>
+            <w:tcW w:w="3137" w:type="dxa"/>
+            <w:tcBorders>
+              <w:top w:val="single" w:sz="4" w:space="0" w:color="B8C2D0"/>
+              <w:left w:val="single" w:sz="4" w:space="0" w:color="B8C2D0"/>
+              <w:bottom w:val="single" w:sz="4" w:space="0" w:color="B8C2D0"/>
+              <w:right w:val="single" w:sz="4" w:space="0" w:color="B8C2D0"/>
+            </w:tcBorders>
+          </w:tcPr>
+          <w:p>
+            <w:pPr>
+              <w:pStyle w:val="Compact"/>
+              <w:widowControl/>
+              <w:spacing w:before="20" w:after="20"/>
+              <w:jc w:val="left"/>
+              <w:rPr>
+                <w:kern w:val="0"/>
+                <w:szCs w:val="24"/>
+                <w:lang w:val="it-IT" w:eastAsia="en-US" w:bidi="ar-SA"/>
+              </w:rPr>
+            </w:pPr>
+            <w:r>
+              <w:rPr>
+                <w:kern w:val="0"/>
+                <w:sz w:val="17"/>
+                <w:szCs w:val="24"/>
+                <w:lang w:val="it-IT" w:eastAsia="en-US" w:bidi="ar-SA"/>
+              </w:rPr>
+              <w:t>Piano 0</w:t>
+            </w:r>
+          </w:p>
+        </w:tc>
+        <w:tc>
+          <w:tcPr>
+            <w:tcW w:w="3138" w:type="dxa"/>
+            <w:tcBorders>
+              <w:top w:val="single" w:sz="4" w:space="0" w:color="B8C2D0"/>
+              <w:left w:val="single" w:sz="4" w:space="0" w:color="B8C2D0"/>
+              <w:bottom w:val="single" w:sz="4" w:space="0" w:color="B8C2D0"/>
+              <w:right w:val="single" w:sz="4" w:space="0" w:color="B8C2D0"/>
+            </w:tcBorders>
+          </w:tcPr>
+          <w:p>
+            <w:pPr>
+              <w:pStyle w:val="Compact"/>
+              <w:widowControl/>
+              <w:spacing w:before="20" w:after="20"/>
+              <w:jc w:val="left"/>
+              <w:rPr>
+                <w:kern w:val="0"/>
+                <w:szCs w:val="24"/>
+                <w:lang w:val="it-IT" w:eastAsia="en-US" w:bidi="ar-SA"/>
+              </w:rPr>
+            </w:pPr>
+            <w:r>
+              <w:rPr>
+                <w:rStyle w:val="VerbatimChar"/>
+                <w:kern w:val="0"/>
+                <w:sz w:val="17"/>
+                <w:szCs w:val="24"/>
+                <w:lang w:val="it-IT" w:eastAsia="en-US" w:bidi="ar-SA"/>
+              </w:rPr>
+              <w:t>posizione = "Piano 0"</w:t>
+            </w:r>
+            <w:r>
+              <w:rPr>
+                <w:kern w:val="0"/>
+                <w:sz w:val="17"/>
+                <w:szCs w:val="24"/>
+                <w:lang w:val="it-IT" w:eastAsia="en-US" w:bidi="ar-SA"/>
+              </w:rPr>
+              <w:t xml:space="preserve"> (zero è un piano valido)</w:t>
+            </w:r>
+          </w:p>
+        </w:tc>
+      </w:tr>
+    </w:tbl>
+    <w:p>
+      <w:pPr>
+        <w:pStyle w:val="BodyText"/>
+        <w:rPr/>
+      </w:pPr>
+      <w:bookmarkStart w:id="18" w:name="Xeba11ed82a15dd034f07cf24cd416381bf2894d"/>
+      <w:r>
+        <w:rPr/>
+        <w:t>Questi casi non modificano la suite della candidata #84 (758 test): sulla PR #85 la suite conta 763 test.</w:t>
+      </w:r>
+      <w:bookmarkEnd w:id="18"/>
+    </w:p>
+    <w:p>
+      <w:pPr>
+        <w:pStyle w:val="Heading1"/>
+        <w:rPr/>
+      </w:pPr>
+      <w:bookmarkStart w:id="19" w:name="__RefHeading___Toc14026_4122350189"/>
+      <w:bookmarkEnd w:id="19"/>
       <w:r>
         <w:rPr/>
         <w:t>Matrice criteri → famiglie di test</w:t>
@@ -12976,8 +13728,8 @@
               </w:rPr>
               <w:t>casi invariati, BIB-43/45/47, BIB-50/53/54/55/56</w:t>
             </w:r>
-            <w:bookmarkStart w:id="17" w:name="matrice-criteri-famiglie-di-test"/>
-            <w:bookmarkEnd w:id="17"/>
+            <w:bookmarkStart w:id="20" w:name="matrice-criteri-famiglie-di-test"/>
+            <w:bookmarkEnd w:id="20"/>
           </w:p>
         </w:tc>
       </w:tr>
@@ -12987,8 +13739,8 @@
         <w:pStyle w:val="Heading1"/>
         <w:rPr/>
       </w:pPr>
-      <w:bookmarkStart w:id="18" w:name="__RefHeading___Toc13822_3672760668"/>
-      <w:bookmarkEnd w:id="18"/>
+      <w:bookmarkStart w:id="21" w:name="__RefHeading___Toc14028_4122350189"/>
+      <w:bookmarkEnd w:id="21"/>
       <w:r>
         <w:rPr/>
         <w:t>Comandi previsti per i report di esecuzione</w:t>
@@ -13217,7 +13969,7 @@
     </w:r>
     <w:r>
       <w:rPr/>
-      <w:t>7</w:t>
+      <w:t>8</w:t>
     </w:r>
     <w:r>
       <w:rPr/>

--- a/deliverables/BiblioFlow-CR-BF-01-consegna-2026-10-13/documenti/04 - Specifica dei casi di test post-modifica.docx
+++ b/deliverables/BiblioFlow-CR-BF-01-consegna-2026-10-13/documenti/04 - Specifica dei casi di test post-modifica.docx
@@ -96,7 +96,7 @@
         <w:rPr>
           <w:rStyle w:val="VerbatimChar"/>
         </w:rPr>
-        <w:t>20efb4b</w:t>
+        <w:t>1730b23</w:t>
       </w:r>
     </w:p>
     <w:p>
@@ -166,7 +166,7 @@
             </w:rPr>
             <w:fldChar w:fldCharType="separate"/>
           </w:r>
-          <w:hyperlink w:anchor="__RefHeading___Toc14002_4122350189">
+          <w:hyperlink w:anchor="__RefHeading___Toc14037_2049021629">
             <w:r>
               <w:rPr>
                 <w:webHidden/>
@@ -187,7 +187,7 @@
             </w:tabs>
             <w:rPr/>
           </w:pPr>
-          <w:hyperlink w:anchor="__RefHeading___Toc14004_4122350189">
+          <w:hyperlink w:anchor="__RefHeading___Toc14039_2049021629">
             <w:r>
               <w:rPr>
                 <w:webHidden/>
@@ -208,7 +208,7 @@
             </w:tabs>
             <w:rPr/>
           </w:pPr>
-          <w:hyperlink w:anchor="__RefHeading___Toc14006_4122350189">
+          <w:hyperlink w:anchor="__RefHeading___Toc14041_2049021629">
             <w:r>
               <w:rPr>
                 <w:webHidden/>
@@ -229,7 +229,7 @@
             </w:tabs>
             <w:rPr/>
           </w:pPr>
-          <w:hyperlink w:anchor="__RefHeading___Toc14008_4122350189">
+          <w:hyperlink w:anchor="__RefHeading___Toc14043_2049021629">
             <w:r>
               <w:rPr>
                 <w:webHidden/>
@@ -250,7 +250,7 @@
             </w:tabs>
             <w:rPr/>
           </w:pPr>
-          <w:hyperlink w:anchor="__RefHeading___Toc14010_4122350189">
+          <w:hyperlink w:anchor="__RefHeading___Toc14045_2049021629">
             <w:r>
               <w:rPr>
                 <w:webHidden/>
@@ -271,7 +271,7 @@
             </w:tabs>
             <w:rPr/>
           </w:pPr>
-          <w:hyperlink w:anchor="__RefHeading___Toc14012_4122350189">
+          <w:hyperlink w:anchor="__RefHeading___Toc14047_2049021629">
             <w:r>
               <w:rPr>
                 <w:webHidden/>
@@ -292,7 +292,7 @@
             </w:tabs>
             <w:rPr/>
           </w:pPr>
-          <w:hyperlink w:anchor="__RefHeading___Toc14014_4122350189">
+          <w:hyperlink w:anchor="__RefHeading___Toc14049_2049021629">
             <w:r>
               <w:rPr>
                 <w:webHidden/>
@@ -313,7 +313,7 @@
             </w:tabs>
             <w:rPr/>
           </w:pPr>
-          <w:hyperlink w:anchor="__RefHeading___Toc14016_4122350189">
+          <w:hyperlink w:anchor="__RefHeading___Toc14051_2049021629">
             <w:r>
               <w:rPr>
                 <w:webHidden/>
@@ -334,7 +334,7 @@
             </w:tabs>
             <w:rPr/>
           </w:pPr>
-          <w:hyperlink w:anchor="__RefHeading___Toc14018_4122350189">
+          <w:hyperlink w:anchor="__RefHeading___Toc14053_2049021629">
             <w:r>
               <w:rPr>
                 <w:webHidden/>
@@ -355,7 +355,7 @@
             </w:tabs>
             <w:rPr/>
           </w:pPr>
-          <w:hyperlink w:anchor="__RefHeading___Toc14020_4122350189">
+          <w:hyperlink w:anchor="__RefHeading___Toc14055_2049021629">
             <w:r>
               <w:rPr>
                 <w:webHidden/>
@@ -376,7 +376,7 @@
             </w:tabs>
             <w:rPr/>
           </w:pPr>
-          <w:hyperlink w:anchor="__RefHeading___Toc14022_4122350189">
+          <w:hyperlink w:anchor="__RefHeading___Toc14057_2049021629">
             <w:r>
               <w:rPr>
                 <w:webHidden/>
@@ -397,7 +397,7 @@
             </w:tabs>
             <w:rPr/>
           </w:pPr>
-          <w:hyperlink w:anchor="__RefHeading___Toc14024_4122350189">
+          <w:hyperlink w:anchor="__RefHeading___Toc14059_2049021629">
             <w:r>
               <w:rPr>
                 <w:webHidden/>
@@ -418,7 +418,7 @@
             </w:tabs>
             <w:rPr/>
           </w:pPr>
-          <w:hyperlink w:anchor="__RefHeading___Toc14026_4122350189">
+          <w:hyperlink w:anchor="__RefHeading___Toc14061_2049021629">
             <w:r>
               <w:rPr>
                 <w:webHidden/>
@@ -439,7 +439,7 @@
             </w:tabs>
             <w:rPr/>
           </w:pPr>
-          <w:hyperlink w:anchor="__RefHeading___Toc14028_4122350189">
+          <w:hyperlink w:anchor="__RefHeading___Toc14063_2049021629">
             <w:r>
               <w:rPr>
                 <w:webHidden/>
@@ -487,7 +487,7 @@
         <w:spacing w:before="0" w:after="120"/>
         <w:rPr/>
       </w:pPr>
-      <w:bookmarkStart w:id="0" w:name="__RefHeading___Toc14002_4122350189"/>
+      <w:bookmarkStart w:id="0" w:name="__RefHeading___Toc14037_2049021629"/>
       <w:bookmarkEnd w:id="0"/>
       <w:r>
         <w:rPr/>
@@ -1179,7 +1179,7 @@
         <w:pStyle w:val="Heading1"/>
         <w:rPr/>
       </w:pPr>
-      <w:bookmarkStart w:id="2" w:name="__RefHeading___Toc14004_4122350189"/>
+      <w:bookmarkStart w:id="2" w:name="__RefHeading___Toc14039_2049021629"/>
       <w:bookmarkEnd w:id="2"/>
       <w:r>
         <w:rPr/>
@@ -1315,7 +1315,7 @@
         <w:pStyle w:val="Heading1"/>
         <w:rPr/>
       </w:pPr>
-      <w:bookmarkStart w:id="3" w:name="__RefHeading___Toc14006_4122350189"/>
+      <w:bookmarkStart w:id="3" w:name="__RefHeading___Toc14041_2049021629"/>
       <w:bookmarkStart w:id="4" w:name="sintesi"/>
       <w:bookmarkEnd w:id="3"/>
       <w:r>
@@ -1891,7 +1891,7 @@
         <w:pStyle w:val="Heading1"/>
         <w:rPr/>
       </w:pPr>
-      <w:bookmarkStart w:id="5" w:name="__RefHeading___Toc14008_4122350189"/>
+      <w:bookmarkStart w:id="5" w:name="__RefHeading___Toc14043_2049021629"/>
       <w:bookmarkEnd w:id="5"/>
       <w:r>
         <w:rPr/>
@@ -5022,7 +5022,7 @@
         <w:pStyle w:val="Heading1"/>
         <w:rPr/>
       </w:pPr>
-      <w:bookmarkStart w:id="7" w:name="__RefHeading___Toc14010_4122350189"/>
+      <w:bookmarkStart w:id="7" w:name="__RefHeading___Toc14045_2049021629"/>
       <w:bookmarkEnd w:id="7"/>
       <w:r>
         <w:rPr/>
@@ -7485,7 +7485,7 @@
         <w:pStyle w:val="Heading1"/>
         <w:rPr/>
       </w:pPr>
-      <w:bookmarkStart w:id="8" w:name="__RefHeading___Toc14012_4122350189"/>
+      <w:bookmarkStart w:id="8" w:name="__RefHeading___Toc14047_2049021629"/>
       <w:bookmarkEnd w:id="8"/>
       <w:r>
         <w:rPr/>
@@ -7558,7 +7558,7 @@
         <w:pStyle w:val="Heading1"/>
         <w:rPr/>
       </w:pPr>
-      <w:bookmarkStart w:id="9" w:name="__RefHeading___Toc14014_4122350189"/>
+      <w:bookmarkStart w:id="9" w:name="__RefHeading___Toc14049_2049021629"/>
       <w:bookmarkEnd w:id="9"/>
       <w:r>
         <w:rPr/>
@@ -8518,7 +8518,7 @@
         <w:pStyle w:val="Heading1"/>
         <w:rPr/>
       </w:pPr>
-      <w:bookmarkStart w:id="11" w:name="__RefHeading___Toc14016_4122350189"/>
+      <w:bookmarkStart w:id="11" w:name="__RefHeading___Toc14051_2049021629"/>
       <w:bookmarkEnd w:id="11"/>
       <w:r>
         <w:rPr/>
@@ -9011,7 +9011,7 @@
         <w:pStyle w:val="Heading1"/>
         <w:rPr/>
       </w:pPr>
-      <w:bookmarkStart w:id="12" w:name="__RefHeading___Toc14018_4122350189"/>
+      <w:bookmarkStart w:id="12" w:name="__RefHeading___Toc14053_2049021629"/>
       <w:bookmarkEnd w:id="12"/>
       <w:r>
         <w:rPr/>
@@ -10492,7 +10492,7 @@
         <w:pStyle w:val="Heading1"/>
         <w:rPr/>
       </w:pPr>
-      <w:bookmarkStart w:id="14" w:name="__RefHeading___Toc14020_4122350189"/>
+      <w:bookmarkStart w:id="14" w:name="__RefHeading___Toc14055_2049021629"/>
       <w:bookmarkEnd w:id="14"/>
       <w:r>
         <w:rPr/>
@@ -12415,7 +12415,7 @@
         <w:pStyle w:val="Heading2"/>
         <w:rPr/>
       </w:pPr>
-      <w:bookmarkStart w:id="15" w:name="__RefHeading___Toc14022_4122350189"/>
+      <w:bookmarkStart w:id="15" w:name="__RefHeading___Toc14057_2049021629"/>
       <w:bookmarkEnd w:id="15"/>
       <w:r>
         <w:rPr/>
@@ -12483,7 +12483,7 @@
         <w:pStyle w:val="Heading1"/>
         <w:rPr/>
       </w:pPr>
-      <w:bookmarkStart w:id="16" w:name="__RefHeading___Toc14024_4122350189"/>
+      <w:bookmarkStart w:id="16" w:name="__RefHeading___Toc14059_2049021629"/>
       <w:bookmarkStart w:id="17" w:name="Xeba11ed82a15dd034f07cf24cd416381bf2894d"/>
       <w:bookmarkEnd w:id="16"/>
       <w:r>
@@ -13214,7 +13214,7 @@
         <w:pStyle w:val="Heading1"/>
         <w:rPr/>
       </w:pPr>
-      <w:bookmarkStart w:id="19" w:name="__RefHeading___Toc14026_4122350189"/>
+      <w:bookmarkStart w:id="19" w:name="__RefHeading___Toc14061_2049021629"/>
       <w:bookmarkEnd w:id="19"/>
       <w:r>
         <w:rPr/>
@@ -13739,7 +13739,7 @@
         <w:pStyle w:val="Heading1"/>
         <w:rPr/>
       </w:pPr>
-      <w:bookmarkStart w:id="21" w:name="__RefHeading___Toc14028_4122350189"/>
+      <w:bookmarkStart w:id="21" w:name="__RefHeading___Toc14063_2049021629"/>
       <w:bookmarkEnd w:id="21"/>
       <w:r>
         <w:rPr/>

--- a/deliverables/BiblioFlow-CR-BF-01-consegna-2026-10-13/documenti/04 - Specifica dei casi di test post-modifica.docx
+++ b/deliverables/BiblioFlow-CR-BF-01-consegna-2026-10-13/documenti/04 - Specifica dei casi di test post-modifica.docx
@@ -96,7 +96,7 @@
         <w:rPr>
           <w:rStyle w:val="VerbatimChar"/>
         </w:rPr>
-        <w:t>066f198</w:t>
+        <w:t>1730b23</w:t>
       </w:r>
     </w:p>
     <w:p>
@@ -166,7 +166,7 @@
             </w:rPr>
             <w:fldChar w:fldCharType="separate"/>
           </w:r>
-          <w:hyperlink w:anchor="__RefHeading___Toc13798_3672760668">
+          <w:hyperlink w:anchor="__RefHeading___Toc14037_2049021629">
             <w:r>
               <w:rPr>
                 <w:webHidden/>
@@ -187,7 +187,7 @@
             </w:tabs>
             <w:rPr/>
           </w:pPr>
-          <w:hyperlink w:anchor="__RefHeading___Toc13800_3672760668">
+          <w:hyperlink w:anchor="__RefHeading___Toc14039_2049021629">
             <w:r>
               <w:rPr>
                 <w:webHidden/>
@@ -208,7 +208,7 @@
             </w:tabs>
             <w:rPr/>
           </w:pPr>
-          <w:hyperlink w:anchor="__RefHeading___Toc13802_3672760668">
+          <w:hyperlink w:anchor="__RefHeading___Toc14041_2049021629">
             <w:r>
               <w:rPr>
                 <w:webHidden/>
@@ -229,7 +229,7 @@
             </w:tabs>
             <w:rPr/>
           </w:pPr>
-          <w:hyperlink w:anchor="__RefHeading___Toc13804_3672760668">
+          <w:hyperlink w:anchor="__RefHeading___Toc14043_2049021629">
             <w:r>
               <w:rPr>
                 <w:webHidden/>
@@ -250,7 +250,7 @@
             </w:tabs>
             <w:rPr/>
           </w:pPr>
-          <w:hyperlink w:anchor="__RefHeading___Toc13806_3672760668">
+          <w:hyperlink w:anchor="__RefHeading___Toc14045_2049021629">
             <w:r>
               <w:rPr>
                 <w:webHidden/>
@@ -271,7 +271,7 @@
             </w:tabs>
             <w:rPr/>
           </w:pPr>
-          <w:hyperlink w:anchor="__RefHeading___Toc13808_3672760668">
+          <w:hyperlink w:anchor="__RefHeading___Toc14047_2049021629">
             <w:r>
               <w:rPr>
                 <w:webHidden/>
@@ -292,7 +292,7 @@
             </w:tabs>
             <w:rPr/>
           </w:pPr>
-          <w:hyperlink w:anchor="__RefHeading___Toc13810_3672760668">
+          <w:hyperlink w:anchor="__RefHeading___Toc14049_2049021629">
             <w:r>
               <w:rPr>
                 <w:webHidden/>
@@ -313,7 +313,7 @@
             </w:tabs>
             <w:rPr/>
           </w:pPr>
-          <w:hyperlink w:anchor="__RefHeading___Toc13812_3672760668">
+          <w:hyperlink w:anchor="__RefHeading___Toc14051_2049021629">
             <w:r>
               <w:rPr>
                 <w:webHidden/>
@@ -334,7 +334,7 @@
             </w:tabs>
             <w:rPr/>
           </w:pPr>
-          <w:hyperlink w:anchor="__RefHeading___Toc13814_3672760668">
+          <w:hyperlink w:anchor="__RefHeading___Toc14053_2049021629">
             <w:r>
               <w:rPr>
                 <w:webHidden/>
@@ -355,7 +355,7 @@
             </w:tabs>
             <w:rPr/>
           </w:pPr>
-          <w:hyperlink w:anchor="__RefHeading___Toc13816_3672760668">
+          <w:hyperlink w:anchor="__RefHeading___Toc14055_2049021629">
             <w:r>
               <w:rPr>
                 <w:webHidden/>
@@ -376,7 +376,7 @@
             </w:tabs>
             <w:rPr/>
           </w:pPr>
-          <w:hyperlink w:anchor="__RefHeading___Toc13818_3672760668">
+          <w:hyperlink w:anchor="__RefHeading___Toc14057_2049021629">
             <w:r>
               <w:rPr>
                 <w:webHidden/>
@@ -397,13 +397,13 @@
             </w:tabs>
             <w:rPr/>
           </w:pPr>
-          <w:hyperlink w:anchor="__RefHeading___Toc13820_3672760668">
+          <w:hyperlink w:anchor="__RefHeading___Toc14059_2049021629">
             <w:r>
               <w:rPr>
                 <w:webHidden/>
                 <w:rStyle w:val="IndexLink"/>
               </w:rPr>
-              <w:t>Matrice criteri → famiglie di test</w:t>
+              <w:t>Casi AGGIUNTI — Correzione successiva, catalogo libri (5)</w:t>
               <w:tab/>
               <w:t>7</w:t>
             </w:r>
@@ -418,15 +418,36 @@
             </w:tabs>
             <w:rPr/>
           </w:pPr>
-          <w:hyperlink w:anchor="__RefHeading___Toc13822_3672760668">
+          <w:hyperlink w:anchor="__RefHeading___Toc14061_2049021629">
             <w:r>
               <w:rPr>
                 <w:webHidden/>
                 <w:rStyle w:val="IndexLink"/>
               </w:rPr>
+              <w:t>Matrice criteri → famiglie di test</w:t>
+              <w:tab/>
+              <w:t>7</w:t>
+            </w:r>
+          </w:hyperlink>
+        </w:p>
+        <w:p>
+          <w:pPr>
+            <w:pStyle w:val="TOC1"/>
+            <w:tabs>
+              <w:tab w:val="clear" w:pos="9412"/>
+              <w:tab w:val="right" w:pos="9411" w:leader="dot"/>
+            </w:tabs>
+            <w:rPr/>
+          </w:pPr>
+          <w:hyperlink w:anchor="__RefHeading___Toc14063_2049021629">
+            <w:r>
+              <w:rPr>
+                <w:webHidden/>
+                <w:rStyle w:val="IndexLink"/>
+              </w:rPr>
               <w:t>Comandi previsti per i report di esecuzione</w:t>
               <w:tab/>
-              <w:t>7</w:t>
+              <w:t>8</w:t>
             </w:r>
           </w:hyperlink>
           <w:r>
@@ -466,7 +487,7 @@
         <w:spacing w:before="0" w:after="120"/>
         <w:rPr/>
       </w:pPr>
-      <w:bookmarkStart w:id="0" w:name="__RefHeading___Toc13798_3672760668"/>
+      <w:bookmarkStart w:id="0" w:name="__RefHeading___Toc14037_2049021629"/>
       <w:bookmarkEnd w:id="0"/>
       <w:r>
         <w:rPr/>
@@ -1158,7 +1179,7 @@
         <w:pStyle w:val="Heading1"/>
         <w:rPr/>
       </w:pPr>
-      <w:bookmarkStart w:id="2" w:name="__RefHeading___Toc13800_3672760668"/>
+      <w:bookmarkStart w:id="2" w:name="__RefHeading___Toc14039_2049021629"/>
       <w:bookmarkEnd w:id="2"/>
       <w:r>
         <w:rPr/>
@@ -1294,7 +1315,7 @@
         <w:pStyle w:val="Heading1"/>
         <w:rPr/>
       </w:pPr>
-      <w:bookmarkStart w:id="3" w:name="__RefHeading___Toc13802_3672760668"/>
+      <w:bookmarkStart w:id="3" w:name="__RefHeading___Toc14041_2049021629"/>
       <w:bookmarkStart w:id="4" w:name="sintesi"/>
       <w:bookmarkEnd w:id="3"/>
       <w:r>
@@ -1870,7 +1891,7 @@
         <w:pStyle w:val="Heading1"/>
         <w:rPr/>
       </w:pPr>
-      <w:bookmarkStart w:id="5" w:name="__RefHeading___Toc13804_3672760668"/>
+      <w:bookmarkStart w:id="5" w:name="__RefHeading___Toc14043_2049021629"/>
       <w:bookmarkEnd w:id="5"/>
       <w:r>
         <w:rPr/>
@@ -5001,7 +5022,7 @@
         <w:pStyle w:val="Heading1"/>
         <w:rPr/>
       </w:pPr>
-      <w:bookmarkStart w:id="7" w:name="__RefHeading___Toc13806_3672760668"/>
+      <w:bookmarkStart w:id="7" w:name="__RefHeading___Toc14045_2049021629"/>
       <w:bookmarkEnd w:id="7"/>
       <w:r>
         <w:rPr/>
@@ -7464,7 +7485,7 @@
         <w:pStyle w:val="Heading1"/>
         <w:rPr/>
       </w:pPr>
-      <w:bookmarkStart w:id="8" w:name="__RefHeading___Toc13808_3672760668"/>
+      <w:bookmarkStart w:id="8" w:name="__RefHeading___Toc14047_2049021629"/>
       <w:bookmarkEnd w:id="8"/>
       <w:r>
         <w:rPr/>
@@ -7537,7 +7558,7 @@
         <w:pStyle w:val="Heading1"/>
         <w:rPr/>
       </w:pPr>
-      <w:bookmarkStart w:id="9" w:name="__RefHeading___Toc13810_3672760668"/>
+      <w:bookmarkStart w:id="9" w:name="__RefHeading___Toc14049_2049021629"/>
       <w:bookmarkEnd w:id="9"/>
       <w:r>
         <w:rPr/>
@@ -8497,7 +8518,7 @@
         <w:pStyle w:val="Heading1"/>
         <w:rPr/>
       </w:pPr>
-      <w:bookmarkStart w:id="11" w:name="__RefHeading___Toc13812_3672760668"/>
+      <w:bookmarkStart w:id="11" w:name="__RefHeading___Toc14051_2049021629"/>
       <w:bookmarkEnd w:id="11"/>
       <w:r>
         <w:rPr/>
@@ -8990,7 +9011,7 @@
         <w:pStyle w:val="Heading1"/>
         <w:rPr/>
       </w:pPr>
-      <w:bookmarkStart w:id="12" w:name="__RefHeading___Toc13814_3672760668"/>
+      <w:bookmarkStart w:id="12" w:name="__RefHeading___Toc14053_2049021629"/>
       <w:bookmarkEnd w:id="12"/>
       <w:r>
         <w:rPr/>
@@ -10471,7 +10492,7 @@
         <w:pStyle w:val="Heading1"/>
         <w:rPr/>
       </w:pPr>
-      <w:bookmarkStart w:id="14" w:name="__RefHeading___Toc13816_3672760668"/>
+      <w:bookmarkStart w:id="14" w:name="__RefHeading___Toc14055_2049021629"/>
       <w:bookmarkEnd w:id="14"/>
       <w:r>
         <w:rPr/>
@@ -12394,7 +12415,7 @@
         <w:pStyle w:val="Heading2"/>
         <w:rPr/>
       </w:pPr>
-      <w:bookmarkStart w:id="15" w:name="__RefHeading___Toc13818_3672760668"/>
+      <w:bookmarkStart w:id="15" w:name="__RefHeading___Toc14057_2049021629"/>
       <w:bookmarkEnd w:id="15"/>
       <w:r>
         <w:rPr/>
@@ -12462,8 +12483,739 @@
         <w:pStyle w:val="Heading1"/>
         <w:rPr/>
       </w:pPr>
-      <w:bookmarkStart w:id="16" w:name="__RefHeading___Toc13820_3672760668"/>
+      <w:bookmarkStart w:id="16" w:name="__RefHeading___Toc14059_2049021629"/>
+      <w:bookmarkStart w:id="17" w:name="Xeba11ed82a15dd034f07cf24cd416381bf2894d"/>
       <w:bookmarkEnd w:id="16"/>
+      <w:r>
+        <w:rPr/>
+        <w:t>Casi AGGIUNTI — Correzione successiva, catalogo libri (5)</w:t>
+      </w:r>
+    </w:p>
+    <w:p>
+      <w:pPr>
+        <w:pStyle w:val="FirstParagraph"/>
+        <w:rPr/>
+      </w:pPr>
+      <w:r>
+        <w:rPr/>
+        <w:t xml:space="preserve">Aggiunti dalla PR #85 dopo la verifica dal vivo (difetto preesistente, non legato alla CR-BF-01). File: </w:t>
+      </w:r>
+      <w:r>
+        <w:rPr>
+          <w:rStyle w:val="VerbatimChar"/>
+        </w:rPr>
+        <w:t>tests/unit/catalogo-libri-campi.test.ts</w:t>
+      </w:r>
+      <w:r>
+        <w:rPr/>
+        <w:t>.</w:t>
+      </w:r>
+    </w:p>
+    <w:tbl>
+      <w:tblPr>
+        <w:tblStyle w:val="Table"/>
+        <w:tblW w:w="5000" w:type="pct"/>
+        <w:jc w:val="left"/>
+        <w:tblInd w:w="113" w:type="dxa"/>
+        <w:tblLayout w:type="fixed"/>
+        <w:tblCellMar>
+          <w:top w:w="0" w:type="dxa"/>
+          <w:left w:w="108" w:type="dxa"/>
+          <w:bottom w:w="0" w:type="dxa"/>
+          <w:right w:w="108" w:type="dxa"/>
+        </w:tblCellMar>
+        <w:tblLook w:val="0020" w:noHBand="0" w:noVBand="0" w:firstColumn="0" w:lastRow="0" w:lastColumn="0" w:firstRow="1"/>
+      </w:tblPr>
+      <w:tblGrid>
+        <w:gridCol w:w="3137"/>
+        <w:gridCol w:w="3137"/>
+        <w:gridCol w:w="3138"/>
+      </w:tblGrid>
+      <w:tr>
+        <w:trPr>
+          <w:tblHeader w:val="true"/>
+        </w:trPr>
+        <w:tc>
+          <w:tcPr>
+            <w:tcW w:w="3137" w:type="dxa"/>
+            <w:tcBorders>
+              <w:top w:val="single" w:sz="4" w:space="0" w:color="B8C2D0"/>
+              <w:left w:val="single" w:sz="4" w:space="0" w:color="B8C2D0"/>
+              <w:bottom w:val="single" w:sz="6" w:space="0" w:color="000000"/>
+              <w:right w:val="single" w:sz="4" w:space="0" w:color="B8C2D0"/>
+            </w:tcBorders>
+            <w:shd w:color="auto" w:fill="E3E9F2" w:val="clear"/>
+            <w:vAlign w:val="bottom"/>
+          </w:tcPr>
+          <w:p>
+            <w:pPr>
+              <w:pStyle w:val="Compact"/>
+              <w:widowControl/>
+              <w:spacing w:before="20" w:after="20"/>
+              <w:jc w:val="left"/>
+              <w:rPr>
+                <w:kern w:val="0"/>
+                <w:szCs w:val="24"/>
+                <w:lang w:val="it-IT" w:eastAsia="en-US" w:bidi="ar-SA"/>
+              </w:rPr>
+            </w:pPr>
+            <w:r>
+              <w:rPr>
+                <w:b/>
+                <w:kern w:val="0"/>
+                <w:sz w:val="17"/>
+                <w:szCs w:val="24"/>
+                <w:lang w:val="it-IT" w:eastAsia="en-US" w:bidi="ar-SA"/>
+              </w:rPr>
+              <w:t>ID</w:t>
+            </w:r>
+          </w:p>
+        </w:tc>
+        <w:tc>
+          <w:tcPr>
+            <w:tcW w:w="3137" w:type="dxa"/>
+            <w:tcBorders>
+              <w:top w:val="single" w:sz="4" w:space="0" w:color="B8C2D0"/>
+              <w:left w:val="single" w:sz="4" w:space="0" w:color="B8C2D0"/>
+              <w:bottom w:val="single" w:sz="6" w:space="0" w:color="000000"/>
+              <w:right w:val="single" w:sz="4" w:space="0" w:color="B8C2D0"/>
+            </w:tcBorders>
+            <w:shd w:color="auto" w:fill="E3E9F2" w:val="clear"/>
+            <w:vAlign w:val="bottom"/>
+          </w:tcPr>
+          <w:p>
+            <w:pPr>
+              <w:pStyle w:val="Compact"/>
+              <w:widowControl/>
+              <w:spacing w:before="20" w:after="20"/>
+              <w:jc w:val="left"/>
+              <w:rPr>
+                <w:kern w:val="0"/>
+                <w:szCs w:val="24"/>
+                <w:lang w:val="it-IT" w:eastAsia="en-US" w:bidi="ar-SA"/>
+              </w:rPr>
+            </w:pPr>
+            <w:r>
+              <w:rPr>
+                <w:b/>
+                <w:kern w:val="0"/>
+                <w:sz w:val="17"/>
+                <w:szCs w:val="24"/>
+                <w:lang w:val="it-IT" w:eastAsia="en-US" w:bidi="ar-SA"/>
+              </w:rPr>
+              <w:t>Caso</w:t>
+            </w:r>
+          </w:p>
+        </w:tc>
+        <w:tc>
+          <w:tcPr>
+            <w:tcW w:w="3138" w:type="dxa"/>
+            <w:tcBorders>
+              <w:top w:val="single" w:sz="4" w:space="0" w:color="B8C2D0"/>
+              <w:left w:val="single" w:sz="4" w:space="0" w:color="B8C2D0"/>
+              <w:bottom w:val="single" w:sz="6" w:space="0" w:color="000000"/>
+              <w:right w:val="single" w:sz="4" w:space="0" w:color="B8C2D0"/>
+            </w:tcBorders>
+            <w:shd w:color="auto" w:fill="E3E9F2" w:val="clear"/>
+            <w:vAlign w:val="bottom"/>
+          </w:tcPr>
+          <w:p>
+            <w:pPr>
+              <w:pStyle w:val="Compact"/>
+              <w:widowControl/>
+              <w:spacing w:before="20" w:after="20"/>
+              <w:jc w:val="left"/>
+              <w:rPr>
+                <w:kern w:val="0"/>
+                <w:szCs w:val="24"/>
+                <w:lang w:val="it-IT" w:eastAsia="en-US" w:bidi="ar-SA"/>
+              </w:rPr>
+            </w:pPr>
+            <w:r>
+              <w:rPr>
+                <w:b/>
+                <w:kern w:val="0"/>
+                <w:sz w:val="17"/>
+                <w:szCs w:val="24"/>
+                <w:lang w:val="it-IT" w:eastAsia="en-US" w:bidi="ar-SA"/>
+              </w:rPr>
+              <w:t>Esito atteso</w:t>
+            </w:r>
+          </w:p>
+        </w:tc>
+      </w:tr>
+      <w:tr>
+        <w:trPr/>
+        <w:tc>
+          <w:tcPr>
+            <w:tcW w:w="3137" w:type="dxa"/>
+            <w:tcBorders>
+              <w:top w:val="single" w:sz="4" w:space="0" w:color="B8C2D0"/>
+              <w:left w:val="single" w:sz="4" w:space="0" w:color="B8C2D0"/>
+              <w:bottom w:val="single" w:sz="4" w:space="0" w:color="B8C2D0"/>
+              <w:right w:val="single" w:sz="4" w:space="0" w:color="B8C2D0"/>
+            </w:tcBorders>
+          </w:tcPr>
+          <w:p>
+            <w:pPr>
+              <w:pStyle w:val="Compact"/>
+              <w:widowControl/>
+              <w:spacing w:before="20" w:after="20"/>
+              <w:jc w:val="left"/>
+              <w:rPr>
+                <w:kern w:val="0"/>
+                <w:szCs w:val="24"/>
+                <w:lang w:val="it-IT" w:eastAsia="en-US" w:bidi="ar-SA"/>
+              </w:rPr>
+            </w:pPr>
+            <w:r>
+              <w:rPr>
+                <w:kern w:val="0"/>
+                <w:sz w:val="17"/>
+                <w:szCs w:val="24"/>
+                <w:lang w:val="it-IT" w:eastAsia="en-US" w:bidi="ar-SA"/>
+              </w:rPr>
+              <w:t>CAT-001</w:t>
+            </w:r>
+          </w:p>
+        </w:tc>
+        <w:tc>
+          <w:tcPr>
+            <w:tcW w:w="3137" w:type="dxa"/>
+            <w:tcBorders>
+              <w:top w:val="single" w:sz="4" w:space="0" w:color="B8C2D0"/>
+              <w:left w:val="single" w:sz="4" w:space="0" w:color="B8C2D0"/>
+              <w:bottom w:val="single" w:sz="4" w:space="0" w:color="B8C2D0"/>
+              <w:right w:val="single" w:sz="4" w:space="0" w:color="B8C2D0"/>
+            </w:tcBorders>
+          </w:tcPr>
+          <w:p>
+            <w:pPr>
+              <w:pStyle w:val="Compact"/>
+              <w:widowControl/>
+              <w:spacing w:before="20" w:after="20"/>
+              <w:jc w:val="left"/>
+              <w:rPr>
+                <w:kern w:val="0"/>
+                <w:szCs w:val="24"/>
+                <w:lang w:val="it-IT" w:eastAsia="en-US" w:bidi="ar-SA"/>
+              </w:rPr>
+            </w:pPr>
+            <w:r>
+              <w:rPr>
+                <w:kern w:val="0"/>
+                <w:sz w:val="17"/>
+                <w:szCs w:val="24"/>
+                <w:lang w:val="it-IT" w:eastAsia="en-US" w:bidi="ar-SA"/>
+              </w:rPr>
+              <w:t>Libro con copie libere</w:t>
+            </w:r>
+          </w:p>
+        </w:tc>
+        <w:tc>
+          <w:tcPr>
+            <w:tcW w:w="3138" w:type="dxa"/>
+            <w:tcBorders>
+              <w:top w:val="single" w:sz="4" w:space="0" w:color="B8C2D0"/>
+              <w:left w:val="single" w:sz="4" w:space="0" w:color="B8C2D0"/>
+              <w:bottom w:val="single" w:sz="4" w:space="0" w:color="B8C2D0"/>
+              <w:right w:val="single" w:sz="4" w:space="0" w:color="B8C2D0"/>
+            </w:tcBorders>
+          </w:tcPr>
+          <w:p>
+            <w:pPr>
+              <w:pStyle w:val="Compact"/>
+              <w:widowControl/>
+              <w:spacing w:before="20" w:after="20"/>
+              <w:jc w:val="left"/>
+              <w:rPr>
+                <w:kern w:val="0"/>
+                <w:szCs w:val="24"/>
+                <w:lang w:val="it-IT" w:eastAsia="en-US" w:bidi="ar-SA"/>
+              </w:rPr>
+            </w:pPr>
+            <w:r>
+              <w:rPr>
+                <w:rStyle w:val="VerbatimChar"/>
+                <w:kern w:val="0"/>
+                <w:sz w:val="17"/>
+                <w:szCs w:val="24"/>
+                <w:lang w:val="it-IT" w:eastAsia="en-US" w:bidi="ar-SA"/>
+              </w:rPr>
+              <w:t>disponibile = true</w:t>
+            </w:r>
+          </w:p>
+        </w:tc>
+      </w:tr>
+      <w:tr>
+        <w:trPr/>
+        <w:tc>
+          <w:tcPr>
+            <w:tcW w:w="3137" w:type="dxa"/>
+            <w:tcBorders>
+              <w:top w:val="single" w:sz="4" w:space="0" w:color="B8C2D0"/>
+              <w:left w:val="single" w:sz="4" w:space="0" w:color="B8C2D0"/>
+              <w:bottom w:val="single" w:sz="4" w:space="0" w:color="B8C2D0"/>
+              <w:right w:val="single" w:sz="4" w:space="0" w:color="B8C2D0"/>
+            </w:tcBorders>
+          </w:tcPr>
+          <w:p>
+            <w:pPr>
+              <w:pStyle w:val="Compact"/>
+              <w:widowControl/>
+              <w:spacing w:before="20" w:after="20"/>
+              <w:jc w:val="left"/>
+              <w:rPr>
+                <w:kern w:val="0"/>
+                <w:szCs w:val="24"/>
+                <w:lang w:val="it-IT" w:eastAsia="en-US" w:bidi="ar-SA"/>
+              </w:rPr>
+            </w:pPr>
+            <w:r>
+              <w:rPr>
+                <w:kern w:val="0"/>
+                <w:sz w:val="17"/>
+                <w:szCs w:val="24"/>
+                <w:lang w:val="it-IT" w:eastAsia="en-US" w:bidi="ar-SA"/>
+              </w:rPr>
+              <w:t>CAT-002</w:t>
+            </w:r>
+          </w:p>
+        </w:tc>
+        <w:tc>
+          <w:tcPr>
+            <w:tcW w:w="3137" w:type="dxa"/>
+            <w:tcBorders>
+              <w:top w:val="single" w:sz="4" w:space="0" w:color="B8C2D0"/>
+              <w:left w:val="single" w:sz="4" w:space="0" w:color="B8C2D0"/>
+              <w:bottom w:val="single" w:sz="4" w:space="0" w:color="B8C2D0"/>
+              <w:right w:val="single" w:sz="4" w:space="0" w:color="B8C2D0"/>
+            </w:tcBorders>
+          </w:tcPr>
+          <w:p>
+            <w:pPr>
+              <w:pStyle w:val="Compact"/>
+              <w:widowControl/>
+              <w:spacing w:before="20" w:after="20"/>
+              <w:jc w:val="left"/>
+              <w:rPr>
+                <w:kern w:val="0"/>
+                <w:szCs w:val="24"/>
+                <w:lang w:val="it-IT" w:eastAsia="en-US" w:bidi="ar-SA"/>
+              </w:rPr>
+            </w:pPr>
+            <w:r>
+              <w:rPr>
+                <w:kern w:val="0"/>
+                <w:sz w:val="17"/>
+                <w:szCs w:val="24"/>
+                <w:lang w:val="it-IT" w:eastAsia="en-US" w:bidi="ar-SA"/>
+              </w:rPr>
+              <w:t>Libro senza copie libere</w:t>
+            </w:r>
+          </w:p>
+        </w:tc>
+        <w:tc>
+          <w:tcPr>
+            <w:tcW w:w="3138" w:type="dxa"/>
+            <w:tcBorders>
+              <w:top w:val="single" w:sz="4" w:space="0" w:color="B8C2D0"/>
+              <w:left w:val="single" w:sz="4" w:space="0" w:color="B8C2D0"/>
+              <w:bottom w:val="single" w:sz="4" w:space="0" w:color="B8C2D0"/>
+              <w:right w:val="single" w:sz="4" w:space="0" w:color="B8C2D0"/>
+            </w:tcBorders>
+          </w:tcPr>
+          <w:p>
+            <w:pPr>
+              <w:pStyle w:val="Compact"/>
+              <w:widowControl/>
+              <w:spacing w:before="20" w:after="20"/>
+              <w:jc w:val="left"/>
+              <w:rPr>
+                <w:kern w:val="0"/>
+                <w:szCs w:val="24"/>
+                <w:lang w:val="it-IT" w:eastAsia="en-US" w:bidi="ar-SA"/>
+              </w:rPr>
+            </w:pPr>
+            <w:r>
+              <w:rPr>
+                <w:rStyle w:val="VerbatimChar"/>
+                <w:kern w:val="0"/>
+                <w:sz w:val="17"/>
+                <w:szCs w:val="24"/>
+                <w:lang w:val="it-IT" w:eastAsia="en-US" w:bidi="ar-SA"/>
+              </w:rPr>
+              <w:t>disponibile = false</w:t>
+            </w:r>
+          </w:p>
+        </w:tc>
+      </w:tr>
+      <w:tr>
+        <w:trPr/>
+        <w:tc>
+          <w:tcPr>
+            <w:tcW w:w="3137" w:type="dxa"/>
+            <w:tcBorders>
+              <w:top w:val="single" w:sz="4" w:space="0" w:color="B8C2D0"/>
+              <w:left w:val="single" w:sz="4" w:space="0" w:color="B8C2D0"/>
+              <w:bottom w:val="single" w:sz="4" w:space="0" w:color="B8C2D0"/>
+              <w:right w:val="single" w:sz="4" w:space="0" w:color="B8C2D0"/>
+            </w:tcBorders>
+          </w:tcPr>
+          <w:p>
+            <w:pPr>
+              <w:pStyle w:val="Compact"/>
+              <w:widowControl/>
+              <w:spacing w:before="20" w:after="20"/>
+              <w:jc w:val="left"/>
+              <w:rPr>
+                <w:kern w:val="0"/>
+                <w:szCs w:val="24"/>
+                <w:lang w:val="it-IT" w:eastAsia="en-US" w:bidi="ar-SA"/>
+              </w:rPr>
+            </w:pPr>
+            <w:r>
+              <w:rPr>
+                <w:kern w:val="0"/>
+                <w:sz w:val="17"/>
+                <w:szCs w:val="24"/>
+                <w:lang w:val="it-IT" w:eastAsia="en-US" w:bidi="ar-SA"/>
+              </w:rPr>
+              <w:t>CAT-003</w:t>
+            </w:r>
+          </w:p>
+        </w:tc>
+        <w:tc>
+          <w:tcPr>
+            <w:tcW w:w="3137" w:type="dxa"/>
+            <w:tcBorders>
+              <w:top w:val="single" w:sz="4" w:space="0" w:color="B8C2D0"/>
+              <w:left w:val="single" w:sz="4" w:space="0" w:color="B8C2D0"/>
+              <w:bottom w:val="single" w:sz="4" w:space="0" w:color="B8C2D0"/>
+              <w:right w:val="single" w:sz="4" w:space="0" w:color="B8C2D0"/>
+            </w:tcBorders>
+          </w:tcPr>
+          <w:p>
+            <w:pPr>
+              <w:pStyle w:val="Compact"/>
+              <w:widowControl/>
+              <w:spacing w:before="20" w:after="20"/>
+              <w:jc w:val="left"/>
+              <w:rPr>
+                <w:kern w:val="0"/>
+                <w:szCs w:val="24"/>
+                <w:lang w:val="it-IT" w:eastAsia="en-US" w:bidi="ar-SA"/>
+              </w:rPr>
+            </w:pPr>
+            <w:r>
+              <w:rPr>
+                <w:kern w:val="0"/>
+                <w:sz w:val="17"/>
+                <w:szCs w:val="24"/>
+                <w:lang w:val="it-IT" w:eastAsia="en-US" w:bidi="ar-SA"/>
+              </w:rPr>
+              <w:t>Campi esposti</w:t>
+            </w:r>
+          </w:p>
+        </w:tc>
+        <w:tc>
+          <w:tcPr>
+            <w:tcW w:w="3138" w:type="dxa"/>
+            <w:tcBorders>
+              <w:top w:val="single" w:sz="4" w:space="0" w:color="B8C2D0"/>
+              <w:left w:val="single" w:sz="4" w:space="0" w:color="B8C2D0"/>
+              <w:bottom w:val="single" w:sz="4" w:space="0" w:color="B8C2D0"/>
+              <w:right w:val="single" w:sz="4" w:space="0" w:color="B8C2D0"/>
+            </w:tcBorders>
+          </w:tcPr>
+          <w:p>
+            <w:pPr>
+              <w:pStyle w:val="Compact"/>
+              <w:widowControl/>
+              <w:spacing w:before="20" w:after="20"/>
+              <w:jc w:val="left"/>
+              <w:rPr>
+                <w:kern w:val="0"/>
+                <w:szCs w:val="24"/>
+                <w:lang w:val="it-IT" w:eastAsia="en-US" w:bidi="ar-SA"/>
+              </w:rPr>
+            </w:pPr>
+            <w:r>
+              <w:rPr>
+                <w:rStyle w:val="VerbatimChar"/>
+                <w:kern w:val="0"/>
+                <w:sz w:val="17"/>
+                <w:szCs w:val="24"/>
+                <w:lang w:val="it-IT" w:eastAsia="en-US" w:bidi="ar-SA"/>
+              </w:rPr>
+              <w:t>annoPubblicazione</w:t>
+            </w:r>
+            <w:r>
+              <w:rPr>
+                <w:kern w:val="0"/>
+                <w:sz w:val="17"/>
+                <w:szCs w:val="24"/>
+                <w:lang w:val="it-IT" w:eastAsia="en-US" w:bidi="ar-SA"/>
+              </w:rPr>
+              <w:t xml:space="preserve"> e </w:t>
+            </w:r>
+            <w:r>
+              <w:rPr>
+                <w:rStyle w:val="VerbatimChar"/>
+                <w:kern w:val="0"/>
+                <w:sz w:val="17"/>
+                <w:szCs w:val="24"/>
+                <w:lang w:val="it-IT" w:eastAsia="en-US" w:bidi="ar-SA"/>
+              </w:rPr>
+              <w:t>posizione</w:t>
+            </w:r>
+            <w:r>
+              <w:rPr>
+                <w:kern w:val="0"/>
+                <w:sz w:val="17"/>
+                <w:szCs w:val="24"/>
+                <w:lang w:val="it-IT" w:eastAsia="en-US" w:bidi="ar-SA"/>
+              </w:rPr>
+              <w:t xml:space="preserve"> (“Piano 2 - Scaffale B3”) presenti, campi originali conservati</w:t>
+            </w:r>
+          </w:p>
+        </w:tc>
+      </w:tr>
+      <w:tr>
+        <w:trPr/>
+        <w:tc>
+          <w:tcPr>
+            <w:tcW w:w="3137" w:type="dxa"/>
+            <w:tcBorders>
+              <w:top w:val="single" w:sz="4" w:space="0" w:color="B8C2D0"/>
+              <w:left w:val="single" w:sz="4" w:space="0" w:color="B8C2D0"/>
+              <w:bottom w:val="single" w:sz="4" w:space="0" w:color="B8C2D0"/>
+              <w:right w:val="single" w:sz="4" w:space="0" w:color="B8C2D0"/>
+            </w:tcBorders>
+          </w:tcPr>
+          <w:p>
+            <w:pPr>
+              <w:pStyle w:val="Compact"/>
+              <w:widowControl/>
+              <w:spacing w:before="20" w:after="20"/>
+              <w:jc w:val="left"/>
+              <w:rPr>
+                <w:kern w:val="0"/>
+                <w:szCs w:val="24"/>
+                <w:lang w:val="it-IT" w:eastAsia="en-US" w:bidi="ar-SA"/>
+              </w:rPr>
+            </w:pPr>
+            <w:r>
+              <w:rPr>
+                <w:kern w:val="0"/>
+                <w:sz w:val="17"/>
+                <w:szCs w:val="24"/>
+                <w:lang w:val="it-IT" w:eastAsia="en-US" w:bidi="ar-SA"/>
+              </w:rPr>
+              <w:t>CAT-004</w:t>
+            </w:r>
+          </w:p>
+        </w:tc>
+        <w:tc>
+          <w:tcPr>
+            <w:tcW w:w="3137" w:type="dxa"/>
+            <w:tcBorders>
+              <w:top w:val="single" w:sz="4" w:space="0" w:color="B8C2D0"/>
+              <w:left w:val="single" w:sz="4" w:space="0" w:color="B8C2D0"/>
+              <w:bottom w:val="single" w:sz="4" w:space="0" w:color="B8C2D0"/>
+              <w:right w:val="single" w:sz="4" w:space="0" w:color="B8C2D0"/>
+            </w:tcBorders>
+          </w:tcPr>
+          <w:p>
+            <w:pPr>
+              <w:pStyle w:val="Compact"/>
+              <w:widowControl/>
+              <w:spacing w:before="20" w:after="20"/>
+              <w:jc w:val="left"/>
+              <w:rPr>
+                <w:kern w:val="0"/>
+                <w:szCs w:val="24"/>
+                <w:lang w:val="it-IT" w:eastAsia="en-US" w:bidi="ar-SA"/>
+              </w:rPr>
+            </w:pPr>
+            <w:r>
+              <w:rPr>
+                <w:kern w:val="0"/>
+                <w:sz w:val="17"/>
+                <w:szCs w:val="24"/>
+                <w:lang w:val="it-IT" w:eastAsia="en-US" w:bidi="ar-SA"/>
+              </w:rPr>
+              <w:t>Scaffale e piano assenti</w:t>
+            </w:r>
+          </w:p>
+        </w:tc>
+        <w:tc>
+          <w:tcPr>
+            <w:tcW w:w="3138" w:type="dxa"/>
+            <w:tcBorders>
+              <w:top w:val="single" w:sz="4" w:space="0" w:color="B8C2D0"/>
+              <w:left w:val="single" w:sz="4" w:space="0" w:color="B8C2D0"/>
+              <w:bottom w:val="single" w:sz="4" w:space="0" w:color="B8C2D0"/>
+              <w:right w:val="single" w:sz="4" w:space="0" w:color="B8C2D0"/>
+            </w:tcBorders>
+          </w:tcPr>
+          <w:p>
+            <w:pPr>
+              <w:pStyle w:val="Compact"/>
+              <w:widowControl/>
+              <w:spacing w:before="20" w:after="20"/>
+              <w:jc w:val="left"/>
+              <w:rPr>
+                <w:kern w:val="0"/>
+                <w:szCs w:val="24"/>
+                <w:lang w:val="it-IT" w:eastAsia="en-US" w:bidi="ar-SA"/>
+              </w:rPr>
+            </w:pPr>
+            <w:r>
+              <w:rPr>
+                <w:rStyle w:val="VerbatimChar"/>
+                <w:kern w:val="0"/>
+                <w:sz w:val="17"/>
+                <w:szCs w:val="24"/>
+                <w:lang w:val="it-IT" w:eastAsia="en-US" w:bidi="ar-SA"/>
+              </w:rPr>
+              <w:t>posizione = null</w:t>
+            </w:r>
+          </w:p>
+        </w:tc>
+      </w:tr>
+      <w:tr>
+        <w:trPr/>
+        <w:tc>
+          <w:tcPr>
+            <w:tcW w:w="3137" w:type="dxa"/>
+            <w:tcBorders>
+              <w:top w:val="single" w:sz="4" w:space="0" w:color="B8C2D0"/>
+              <w:left w:val="single" w:sz="4" w:space="0" w:color="B8C2D0"/>
+              <w:bottom w:val="single" w:sz="4" w:space="0" w:color="B8C2D0"/>
+              <w:right w:val="single" w:sz="4" w:space="0" w:color="B8C2D0"/>
+            </w:tcBorders>
+          </w:tcPr>
+          <w:p>
+            <w:pPr>
+              <w:pStyle w:val="Compact"/>
+              <w:widowControl/>
+              <w:spacing w:before="20" w:after="20"/>
+              <w:jc w:val="left"/>
+              <w:rPr>
+                <w:kern w:val="0"/>
+                <w:szCs w:val="24"/>
+                <w:lang w:val="it-IT" w:eastAsia="en-US" w:bidi="ar-SA"/>
+              </w:rPr>
+            </w:pPr>
+            <w:r>
+              <w:rPr>
+                <w:kern w:val="0"/>
+                <w:sz w:val="17"/>
+                <w:szCs w:val="24"/>
+                <w:lang w:val="it-IT" w:eastAsia="en-US" w:bidi="ar-SA"/>
+              </w:rPr>
+              <w:t>CAT-005</w:t>
+            </w:r>
+          </w:p>
+        </w:tc>
+        <w:tc>
+          <w:tcPr>
+            <w:tcW w:w="3137" w:type="dxa"/>
+            <w:tcBorders>
+              <w:top w:val="single" w:sz="4" w:space="0" w:color="B8C2D0"/>
+              <w:left w:val="single" w:sz="4" w:space="0" w:color="B8C2D0"/>
+              <w:bottom w:val="single" w:sz="4" w:space="0" w:color="B8C2D0"/>
+              <w:right w:val="single" w:sz="4" w:space="0" w:color="B8C2D0"/>
+            </w:tcBorders>
+          </w:tcPr>
+          <w:p>
+            <w:pPr>
+              <w:pStyle w:val="Compact"/>
+              <w:widowControl/>
+              <w:spacing w:before="20" w:after="20"/>
+              <w:jc w:val="left"/>
+              <w:rPr>
+                <w:kern w:val="0"/>
+                <w:szCs w:val="24"/>
+                <w:lang w:val="it-IT" w:eastAsia="en-US" w:bidi="ar-SA"/>
+              </w:rPr>
+            </w:pPr>
+            <w:r>
+              <w:rPr>
+                <w:kern w:val="0"/>
+                <w:sz w:val="17"/>
+                <w:szCs w:val="24"/>
+                <w:lang w:val="it-IT" w:eastAsia="en-US" w:bidi="ar-SA"/>
+              </w:rPr>
+              <w:t>Piano 0</w:t>
+            </w:r>
+          </w:p>
+        </w:tc>
+        <w:tc>
+          <w:tcPr>
+            <w:tcW w:w="3138" w:type="dxa"/>
+            <w:tcBorders>
+              <w:top w:val="single" w:sz="4" w:space="0" w:color="B8C2D0"/>
+              <w:left w:val="single" w:sz="4" w:space="0" w:color="B8C2D0"/>
+              <w:bottom w:val="single" w:sz="4" w:space="0" w:color="B8C2D0"/>
+              <w:right w:val="single" w:sz="4" w:space="0" w:color="B8C2D0"/>
+            </w:tcBorders>
+          </w:tcPr>
+          <w:p>
+            <w:pPr>
+              <w:pStyle w:val="Compact"/>
+              <w:widowControl/>
+              <w:spacing w:before="20" w:after="20"/>
+              <w:jc w:val="left"/>
+              <w:rPr>
+                <w:kern w:val="0"/>
+                <w:szCs w:val="24"/>
+                <w:lang w:val="it-IT" w:eastAsia="en-US" w:bidi="ar-SA"/>
+              </w:rPr>
+            </w:pPr>
+            <w:r>
+              <w:rPr>
+                <w:rStyle w:val="VerbatimChar"/>
+                <w:kern w:val="0"/>
+                <w:sz w:val="17"/>
+                <w:szCs w:val="24"/>
+                <w:lang w:val="it-IT" w:eastAsia="en-US" w:bidi="ar-SA"/>
+              </w:rPr>
+              <w:t>posizione = "Piano 0"</w:t>
+            </w:r>
+            <w:r>
+              <w:rPr>
+                <w:kern w:val="0"/>
+                <w:sz w:val="17"/>
+                <w:szCs w:val="24"/>
+                <w:lang w:val="it-IT" w:eastAsia="en-US" w:bidi="ar-SA"/>
+              </w:rPr>
+              <w:t xml:space="preserve"> (zero è un piano valido)</w:t>
+            </w:r>
+          </w:p>
+        </w:tc>
+      </w:tr>
+    </w:tbl>
+    <w:p>
+      <w:pPr>
+        <w:pStyle w:val="BodyText"/>
+        <w:rPr/>
+      </w:pPr>
+      <w:bookmarkStart w:id="18" w:name="Xeba11ed82a15dd034f07cf24cd416381bf2894d"/>
+      <w:r>
+        <w:rPr/>
+        <w:t>Questi casi non modificano la suite della candidata #84 (758 test): sulla PR #85 la suite conta 763 test.</w:t>
+      </w:r>
+      <w:bookmarkEnd w:id="18"/>
+    </w:p>
+    <w:p>
+      <w:pPr>
+        <w:pStyle w:val="Heading1"/>
+        <w:rPr/>
+      </w:pPr>
+      <w:bookmarkStart w:id="19" w:name="__RefHeading___Toc14061_2049021629"/>
+      <w:bookmarkEnd w:id="19"/>
       <w:r>
         <w:rPr/>
         <w:t>Matrice criteri → famiglie di test</w:t>
@@ -12976,8 +13728,8 @@
               </w:rPr>
               <w:t>casi invariati, BIB-43/45/47, BIB-50/53/54/55/56</w:t>
             </w:r>
-            <w:bookmarkStart w:id="17" w:name="matrice-criteri-famiglie-di-test"/>
-            <w:bookmarkEnd w:id="17"/>
+            <w:bookmarkStart w:id="20" w:name="matrice-criteri-famiglie-di-test"/>
+            <w:bookmarkEnd w:id="20"/>
           </w:p>
         </w:tc>
       </w:tr>
@@ -12987,8 +13739,8 @@
         <w:pStyle w:val="Heading1"/>
         <w:rPr/>
       </w:pPr>
-      <w:bookmarkStart w:id="18" w:name="__RefHeading___Toc13822_3672760668"/>
-      <w:bookmarkEnd w:id="18"/>
+      <w:bookmarkStart w:id="21" w:name="__RefHeading___Toc14063_2049021629"/>
+      <w:bookmarkEnd w:id="21"/>
       <w:r>
         <w:rPr/>
         <w:t>Comandi previsti per i report di esecuzione</w:t>
@@ -13217,7 +13969,7 @@
     </w:r>
     <w:r>
       <w:rPr/>
-      <w:t>7</w:t>
+      <w:t>8</w:t>
     </w:r>
     <w:r>
       <w:rPr/>
